--- a/Labs/L11/report.docx
+++ b/Labs/L11/report.docx
@@ -6,6 +6,33 @@
       <w:pPr>
         <w:spacing w:after="0" w:line="360" w:lineRule="auto"/>
         <w:ind w:firstLine="709"/>
+        <w:jc w:val="right"/>
+        <w:outlineLvl w:val="0"/>
+        <w:rPr>
+          <w:rFonts w:ascii="Times New Roman" w:eastAsia="Times New Roman" w:hAnsi="Times New Roman" w:cs="Times New Roman"/>
+          <w:kern w:val="36"/>
+          <w:sz w:val="28"/>
+          <w:szCs w:val="28"/>
+          <w:lang w:eastAsia="ru-RU"/>
+          <w14:ligatures w14:val="none"/>
+        </w:rPr>
+      </w:pPr>
+      <w:r>
+        <w:rPr>
+          <w:rFonts w:ascii="Times New Roman" w:eastAsia="Times New Roman" w:hAnsi="Times New Roman" w:cs="Times New Roman"/>
+          <w:kern w:val="36"/>
+          <w:sz w:val="28"/>
+          <w:szCs w:val="28"/>
+          <w:lang w:eastAsia="ru-RU"/>
+          <w14:ligatures w14:val="none"/>
+        </w:rPr>
+        <w:t>Кременчук Данил, группа ПР23/1</w:t>
+      </w:r>
+    </w:p>
+    <w:p>
+      <w:pPr>
+        <w:spacing w:after="0" w:line="360" w:lineRule="auto"/>
+        <w:ind w:firstLine="709"/>
         <w:jc w:val="center"/>
         <w:outlineLvl w:val="0"/>
         <w:rPr>
@@ -1077,29 +1104,7 @@
           <w:lang w:eastAsia="ru-RU"/>
           <w14:ligatures w14:val="none"/>
         </w:rPr>
-        <w:t>Кнопки:</w:t>
-      </w:r>
-      <w:r>
-        <w:rPr>
-          <w:rFonts w:ascii="Times New Roman" w:eastAsia="Times New Roman" w:hAnsi="Times New Roman" w:cs="Times New Roman"/>
-          <w:kern w:val="0"/>
-          <w:sz w:val="28"/>
-          <w:szCs w:val="28"/>
-          <w:lang w:eastAsia="ru-RU"/>
-          <w14:ligatures w14:val="none"/>
-        </w:rPr>
-        <w:t>(</w:t>
-      </w:r>
-      <w:r>
-        <w:rPr>
-          <w:rFonts w:ascii="Times New Roman" w:eastAsia="Times New Roman" w:hAnsi="Times New Roman" w:cs="Times New Roman"/>
-          <w:kern w:val="0"/>
-          <w:sz w:val="28"/>
-          <w:szCs w:val="28"/>
-          <w:lang w:eastAsia="ru-RU"/>
-          <w14:ligatures w14:val="none"/>
-        </w:rPr>
-        <w:t>Добавить</w:t>
+        <w:t>Кнопки:(Добавить</w:t>
       </w:r>
       <w:proofErr w:type="gramStart"/>
       <w:r>
@@ -1111,18 +1116,7 @@
           <w:lang w:eastAsia="ru-RU"/>
           <w14:ligatures w14:val="none"/>
         </w:rPr>
-        <w:t xml:space="preserve">, </w:t>
-      </w:r>
-      <w:r>
-        <w:rPr>
-          <w:rFonts w:ascii="Times New Roman" w:eastAsia="Times New Roman" w:hAnsi="Times New Roman" w:cs="Times New Roman"/>
-          <w:kern w:val="0"/>
-          <w:sz w:val="28"/>
-          <w:szCs w:val="28"/>
-          <w:lang w:eastAsia="ru-RU"/>
-          <w14:ligatures w14:val="none"/>
-        </w:rPr>
-        <w:t>Редактировать</w:t>
+        <w:t>, Редактировать</w:t>
       </w:r>
       <w:proofErr w:type="gramEnd"/>
       <w:r>
@@ -1214,51 +1208,7 @@
           <w:lang w:eastAsia="ru-RU"/>
           <w14:ligatures w14:val="none"/>
         </w:rPr>
-        <w:t>Кнопки:</w:t>
-      </w:r>
-      <w:r>
-        <w:rPr>
-          <w:rFonts w:ascii="Times New Roman" w:eastAsia="Times New Roman" w:hAnsi="Times New Roman" w:cs="Times New Roman"/>
-          <w:kern w:val="0"/>
-          <w:sz w:val="28"/>
-          <w:szCs w:val="28"/>
-          <w:lang w:eastAsia="ru-RU"/>
-          <w14:ligatures w14:val="none"/>
-        </w:rPr>
-        <w:t>(</w:t>
-      </w:r>
-      <w:r>
-        <w:rPr>
-          <w:rFonts w:ascii="Times New Roman" w:eastAsia="Times New Roman" w:hAnsi="Times New Roman" w:cs="Times New Roman"/>
-          <w:kern w:val="0"/>
-          <w:sz w:val="28"/>
-          <w:szCs w:val="28"/>
-          <w:lang w:eastAsia="ru-RU"/>
-          <w14:ligatures w14:val="none"/>
-        </w:rPr>
-        <w:t>Отложить (на 5 минут)</w:t>
-      </w:r>
-      <w:r>
-        <w:rPr>
-          <w:rFonts w:ascii="Times New Roman" w:eastAsia="Times New Roman" w:hAnsi="Times New Roman" w:cs="Times New Roman"/>
-          <w:kern w:val="0"/>
-          <w:sz w:val="28"/>
-          <w:szCs w:val="28"/>
-          <w:lang w:eastAsia="ru-RU"/>
-          <w14:ligatures w14:val="none"/>
-        </w:rPr>
-        <w:t xml:space="preserve">, </w:t>
-      </w:r>
-      <w:r>
-        <w:rPr>
-          <w:rFonts w:ascii="Times New Roman" w:eastAsia="Times New Roman" w:hAnsi="Times New Roman" w:cs="Times New Roman"/>
-          <w:kern w:val="0"/>
-          <w:sz w:val="28"/>
-          <w:szCs w:val="28"/>
-          <w:lang w:eastAsia="ru-RU"/>
-          <w14:ligatures w14:val="none"/>
-        </w:rPr>
-        <w:t>Стоп</w:t>
+        <w:t>Кнопки:(Отложить (на 5 минут), Стоп</w:t>
       </w:r>
       <w:r>
         <w:rPr>
